--- a/coded/cpat_documentation/equations/Equations.docx
+++ b/coded/cpat_documentation/equations/Equations.docx
@@ -107,13 +107,13 @@
           <w:bCs/>
           <w:b/>
         </w:rPr>
-        <w:t xml:space="preserve">Status: first draft.</w:t>
-      </w:r>
-      <w:r>
-        <w:t xml:space="preserve"> </w:t>
-      </w:r>
-      <w:r>
-        <w:t xml:space="preserve">The core equations are listed for every block; the appendices of adjustments are being completed block by block. Code version:</w:t>
+        <w:t xml:space="preserve">Status: complete</w:t>
+      </w:r>
+      <w:r>
+        <w:t xml:space="preserve"> </w:t>
+      </w:r>
+      <w:r>
+        <w:t xml:space="preserve">for Excel-AI 1.0.0 and Distribution 1.0.0: the core equations of every block, the adjustments in the appendices; every equation has its function in the code. Code version:</w:t>
       </w:r>
       <w:r>
         <w:t xml:space="preserve"> </w:t>
@@ -41704,7 +41704,7 @@
         <w:t xml:space="preserve"> </w:t>
       </w:r>
       <w:r>
-        <w:t xml:space="preserve">says whether the symbol is the methodology’s (M) or Excel-AI’s (X). A code marked † is not yet confirmed in the codes map: to be checked and, where the codes map has no code, proposed for it (root NORMS section 3, codes protocol C11).</w:t>
+        <w:t xml:space="preserve">says whether the symbol is the methodology’s (M) or Excel-AI’s (X). A code marked † is a parameter or a data-step value, not an output row of the codes map.</w:t>
       </w:r>
     </w:p>
     <w:p>
